--- a/docs/Βεβαίωση κλινικής επισκόπησης.docx
+++ b/docs/Βεβαίωση κλινικής επισκόπησης.docx
@@ -30,10 +30,22 @@
     </w:p>
     <w:p>
       <w:pPr>
+        <w:spacing w:after="160" w:line="264"/>
+      </w:pPr>
+      <w:r>
+        <w:t xml:space="preserve">Το παρόν συνοψίζει την κλινική επισκόπηση που πραγματοποιήσατε επί των παραδοχών του συστήματος. Δεν χρειάζεται να συμπληρώσετε ξανά κάτι: διαβάστε αν αποδίδονται σωστά οι απαντήσεις σας, διορθώστε ό,τι δεν στέκει, και υπογράψτε.</w:t>
+      </w:r>
+    </w:p>
+    <w:p>
+      <w:pPr>
         <w:spacing w:after="200" w:line="264"/>
       </w:pPr>
       <w:r>
-        <w:t xml:space="preserve">Το παρόν συνοψίζει την κλινική επισκόπηση που πραγματοποιήσατε επί των παραδοχών του συστήματος, ώστε να περιληφθεί ως παράρτημα στη διατριβή. Δεν χρειάζεται να συμπληρώσετε ξανά κάτι: διαβάστε αν αποδίδονται σωστά οι απαντήσεις σας, διορθώστε ό,τι δεν στέκει, και υπογράψτε.</w:t>
+        <w:rPr>
+          <w:b/>
+          <w:bCs/>
+        </w:rPr>
+        <w:t xml:space="preserve">Το όνομά σας ΔΕΝ δημοσιεύεται. Στο κείμενο της διατριβής αναφέρεστε μόνο ως πτυχιούχος διαιτολόγος-διατροφολόγος, και δηλώνεται ρητά ότι δεν κατονομάζεστε κατόπιν δικού σας αιτήματος. Το παρόν φυλάσσεται ξεχωριστά και προσκομίζεται μόνο αν το ζητήσει η εξεταστική επιτροπή.</w:t>
       </w:r>
     </w:p>
     <w:tbl>

--- a/docs/Βεβαίωση κλινικής επισκόπησης.docx
+++ b/docs/Βεβαίωση κλινικής επισκόπησης.docx
@@ -625,7 +625,7 @@
           <w:i/>
           <w:iCs/>
         </w:rPr>
-        <w:t xml:space="preserve">Ευχαριστώ θερμά για τον χρόνο σου.</w:t>
+        <w:t xml:space="preserve">Ευχαριστώ θερμά για τον χρόνο σας.</w:t>
       </w:r>
     </w:p>
     <w:sectPr>
